--- a/static/media/8.qd_giam_sat_sau_hoan_gtgt_HT.docx
+++ b/static/media/8.qd_giam_sat_sau_hoan_gtgt_HT.docx
@@ -1544,23 +1544,7 @@
           <w:szCs w:val="28"/>
           <w:lang w:val="nl-NL"/>
         </w:rPr>
-        <w:t xml:space="preserve">là người giám sát hoạt động của Đoàn kiểm tra </w:t>
-      </w:r>
-      <w:r>
-        <w:rPr>
-          <w:sz w:val="28"/>
-          <w:szCs w:val="28"/>
-          <w:lang w:val="nl-NL"/>
-        </w:rPr>
-        <w:t>sau hoàn</w:t>
-      </w:r>
-      <w:r>
-        <w:rPr>
-          <w:sz w:val="28"/>
-          <w:szCs w:val="28"/>
-          <w:lang w:val="nl-NL"/>
-        </w:rPr>
-        <w:t xml:space="preserve"> thuế GTGT tại </w:t>
+        <w:t xml:space="preserve">là người giám sát hoạt động của Đoàn kiểm tại </w:t>
       </w:r>
       <w:r>
         <w:rPr>
@@ -1729,7 +1713,6 @@
           <w:szCs w:val="28"/>
           <w:lang w:val="nl-NL"/>
         </w:rPr>
-        <w:lastRenderedPageBreak/>
         <w:t>Điều 4</w:t>
       </w:r>
       <w:r>
@@ -1892,6 +1875,7 @@
           <w:szCs w:val="24"/>
           <w:lang w:val="nl-NL"/>
         </w:rPr>
+        <w:lastRenderedPageBreak/>
         <w:t>Nơi nhận</w:t>
       </w:r>
       <w:r>
